--- a/TECHNICAL_APPENDIX.docx
+++ b/TECHNICAL_APPENDIX.docx
@@ -398,6 +398,75 @@
               <w:rPr>
                 <w:rStyle w:val="VerbatimChar"/>
               </w:rPr>
+              <w:t xml:space="preserve">ch4_tables/</w:t>
+            </w:r>
+          </w:p>
+        </w:tc>
+        <w:tc>
+          <w:tcPr/>
+          <w:p>
+            <w:pPr>
+              <w:pStyle w:val="Compact"/>
+            </w:pPr>
+            <w:r>
+              <w:t xml:space="preserve">Six intermediate tables derived from</w:t>
+            </w:r>
+            <w:r>
+              <w:t xml:space="preserve"> </w:t>
+            </w:r>
+            <w:r>
+              <w:rPr>
+                <w:rStyle w:val="VerbatimChar"/>
+              </w:rPr>
+              <w:t xml:space="preserve">results/</w:t>
+            </w:r>
+            <w:r>
+              <w:t xml:space="preserve"> </w:t>
+            </w:r>
+            <w:r>
+              <w:t xml:space="preserve">by</w:t>
+            </w:r>
+            <w:r>
+              <w:t xml:space="preserve"> </w:t>
+            </w:r>
+            <w:r>
+              <w:rPr>
+                <w:rStyle w:val="VerbatimChar"/>
+              </w:rPr>
+              <w:t xml:space="preserve">build_ch4_tables.py</w:t>
+            </w:r>
+            <w:r>
+              <w:t xml:space="preserve">; every figure and appendix script reads these rather than</w:t>
+            </w:r>
+            <w:r>
+              <w:t xml:space="preserve"> </w:t>
+            </w:r>
+            <w:r>
+              <w:rPr>
+                <w:rStyle w:val="VerbatimChar"/>
+              </w:rPr>
+              <w:t xml:space="preserve">results/</w:t>
+            </w:r>
+            <w:r>
+              <w:t xml:space="preserve"> </w:t>
+            </w:r>
+            <w:r>
+              <w:t xml:space="preserve">directly</w:t>
+            </w:r>
+          </w:p>
+        </w:tc>
+      </w:tr>
+      <w:tr>
+        <w:tc>
+          <w:tcPr/>
+          <w:p>
+            <w:pPr>
+              <w:pStyle w:val="Compact"/>
+            </w:pPr>
+            <w:r>
+              <w:rPr>
+                <w:rStyle w:val="VerbatimChar"/>
+              </w:rPr>
               <w:t xml:space="preserve">lake_pkls/</w:t>
             </w:r>
           </w:p>
@@ -1632,6 +1701,18 @@
             <w:pPr>
               <w:pStyle w:val="Compact"/>
             </w:pPr>
+            <w:r>
+              <w:rPr>
+                <w:rStyle w:val="VerbatimChar"/>
+              </w:rPr>
+              <w:t xml:space="preserve">ch4_tables/</w:t>
+            </w:r>
+            <w:r>
+              <w:t xml:space="preserve">,</w:t>
+            </w:r>
+            <w:r>
+              <w:t xml:space="preserve"> </w:t>
+            </w:r>
             <w:r>
               <w:rPr>
                 <w:rStyle w:val="VerbatimChar"/>

--- a/TECHNICAL_APPENDIX.docx
+++ b/TECHNICAL_APPENDIX.docx
@@ -1326,13 +1326,272 @@
         <w:pStyle w:val="BodyText"/>
       </w:pPr>
       <w:r>
-        <w:t xml:space="preserve">Surrogate generation and XGBoost both use fixed seeds, so a rerun on the same</w:t>
-      </w:r>
-      <w:r>
-        <w:t xml:space="preserve"> </w:t>
-      </w:r>
-      <w:r>
-        <w:t xml:space="preserve">inputs reproduces the reported numbers exactly.</w:t>
+        <w:rPr>
+          <w:b/>
+          <w:bCs/>
+        </w:rPr>
+        <w:t xml:space="preserve">Reproduction tolerance.</w:t>
+      </w:r>
+    </w:p>
+    <w:p>
+      <w:pPr>
+        <w:pStyle w:val="BodyText"/>
+      </w:pPr>
+      <w:r>
+        <w:t xml:space="preserve">Surrogate generation uses fixed seeds, so the CCM stages are deterministic and</w:t>
+      </w:r>
+      <w:r>
+        <w:t xml:space="preserve"> </w:t>
+      </w:r>
+      <w:r>
+        <w:t xml:space="preserve">reproduce exactly. The forecasting stage does not reproduce to the last decimal</w:t>
+      </w:r>
+      <w:r>
+        <w:t xml:space="preserve"> </w:t>
+      </w:r>
+      <w:r>
+        <w:t xml:space="preserve">on a different platform. Rerunning Kalamalka at a one-month horizon on macOS /</w:t>
+      </w:r>
+      <w:r>
+        <w:t xml:space="preserve"> </w:t>
+      </w:r>
+      <w:r>
+        <w:t xml:space="preserve">arm64 with</w:t>
+      </w:r>
+      <w:r>
+        <w:t xml:space="preserve"> </w:t>
+      </w:r>
+      <w:r>
+        <w:rPr>
+          <w:rStyle w:val="VerbatimChar"/>
+        </w:rPr>
+        <w:t xml:space="preserve">xgboost</w:t>
+      </w:r>
+      <w:r>
+        <w:t xml:space="preserve"> </w:t>
+      </w:r>
+      <w:r>
+        <w:t xml:space="preserve">3.4.1, against the published results produced on Modal’s</w:t>
+      </w:r>
+      <w:r>
+        <w:t xml:space="preserve"> </w:t>
+      </w:r>
+      <w:r>
+        <w:t xml:space="preserve">Linux containers, gives:</w:t>
+      </w:r>
+    </w:p>
+    <w:tbl>
+      <w:tblPr>
+        <w:tblStyle w:val="Table"/>
+        <w:tblW w:type="auto" w:w="0"/>
+        <w:tblLook w:firstRow="1" w:lastRow="0" w:firstColumn="0" w:lastColumn="0" w:noHBand="0" w:noVBand="0" w:val="0020"/>
+      </w:tblPr>
+      <w:tblGrid>
+        <w:gridCol w:w="3960"/>
+        <w:gridCol w:w="3960"/>
+      </w:tblGrid>
+      <w:tr>
+        <w:trPr>
+          <w:tblHeader w:val="on"/>
+        </w:trPr>
+        <w:tc>
+          <w:tcPr/>
+          <w:p>
+            <w:pPr>
+              <w:pStyle w:val="Compact"/>
+            </w:pPr>
+            <w:r>
+              <w:t xml:space="preserve">Method family</w:t>
+            </w:r>
+          </w:p>
+        </w:tc>
+        <w:tc>
+          <w:tcPr/>
+          <w:p>
+            <w:pPr>
+              <w:pStyle w:val="Compact"/>
+            </w:pPr>
+            <w:r>
+              <w:t xml:space="preserve">Largest absolute RMSE difference</w:t>
+            </w:r>
+          </w:p>
+        </w:tc>
+      </w:tr>
+      <w:tr>
+        <w:tc>
+          <w:tcPr/>
+          <w:p>
+            <w:pPr>
+              <w:pStyle w:val="Compact"/>
+            </w:pPr>
+            <w:r>
+              <w:t xml:space="preserve">Persistence</w:t>
+            </w:r>
+          </w:p>
+        </w:tc>
+        <w:tc>
+          <w:tcPr/>
+          <w:p>
+            <w:pPr>
+              <w:pStyle w:val="Compact"/>
+            </w:pPr>
+            <w:r>
+              <w:t xml:space="preserve">0 (exact)</w:t>
+            </w:r>
+          </w:p>
+        </w:tc>
+      </w:tr>
+      <w:tr>
+        <w:tc>
+          <w:tcPr/>
+          <w:p>
+            <w:pPr>
+              <w:pStyle w:val="Compact"/>
+            </w:pPr>
+            <w:r>
+              <w:t xml:space="preserve">SARIMA, SARIMAX (all five variable sets)</w:t>
+            </w:r>
+          </w:p>
+        </w:tc>
+        <w:tc>
+          <w:tcPr/>
+          <w:p>
+            <w:pPr>
+              <w:pStyle w:val="Compact"/>
+            </w:pPr>
+            <w:r>
+              <w:t xml:space="preserve">1.0 x 10^-5</w:t>
+            </w:r>
+          </w:p>
+        </w:tc>
+      </w:tr>
+      <w:tr>
+        <w:tc>
+          <w:tcPr/>
+          <w:p>
+            <w:pPr>
+              <w:pStyle w:val="Compact"/>
+            </w:pPr>
+            <w:r>
+              <w:t xml:space="preserve">XGBoost, autoregressive features only</w:t>
+            </w:r>
+          </w:p>
+        </w:tc>
+        <w:tc>
+          <w:tcPr/>
+          <w:p>
+            <w:pPr>
+              <w:pStyle w:val="Compact"/>
+            </w:pPr>
+            <w:r>
+              <w:t xml:space="preserve">6.7 x 10^-5</w:t>
+            </w:r>
+          </w:p>
+        </w:tc>
+      </w:tr>
+      <w:tr>
+        <w:tc>
+          <w:tcPr/>
+          <w:p>
+            <w:pPr>
+              <w:pStyle w:val="Compact"/>
+            </w:pPr>
+            <w:r>
+              <w:t xml:space="preserve">XGBoost with exogenous predictors</w:t>
+            </w:r>
+          </w:p>
+        </w:tc>
+        <w:tc>
+          <w:tcPr/>
+          <w:p>
+            <w:pPr>
+              <w:pStyle w:val="Compact"/>
+            </w:pPr>
+            <w:r>
+              <w:t xml:space="preserve">7.8 x 10^-3</w:t>
+            </w:r>
+          </w:p>
+        </w:tc>
+      </w:tr>
+    </w:tbl>
+    <w:p>
+      <w:pPr>
+        <w:pStyle w:val="BodyText"/>
+      </w:pPr>
+      <w:r>
+        <w:t xml:space="preserve">The first three rows are optimiser and floating-point noise. The last row is</w:t>
+      </w:r>
+      <w:r>
+        <w:t xml:space="preserve"> </w:t>
+      </w:r>
+      <w:r>
+        <w:t xml:space="preserve">larger because</w:t>
+      </w:r>
+      <w:r>
+        <w:t xml:space="preserve"> </w:t>
+      </w:r>
+      <w:r>
+        <w:rPr>
+          <w:rStyle w:val="VerbatimChar"/>
+        </w:rPr>
+        <w:t xml:space="preserve">xgboost</w:t>
+      </w:r>
+      <w:r>
+        <w:t xml:space="preserve"> </w:t>
+      </w:r>
+      <w:r>
+        <w:t xml:space="preserve">was not version-pinned in the original run and its</w:t>
+      </w:r>
+      <w:r>
+        <w:t xml:space="preserve"> </w:t>
+      </w:r>
+      <w:r>
+        <w:t xml:space="preserve">handling of missing values in exogenous columns has changed across major</w:t>
+      </w:r>
+      <w:r>
+        <w:t xml:space="preserve"> </w:t>
+      </w:r>
+      <w:r>
+        <w:t xml:space="preserve">versions; no record of the version used survives, so it cannot be pinned here</w:t>
+      </w:r>
+      <w:r>
+        <w:t xml:space="preserve"> </w:t>
+      </w:r>
+      <w:r>
+        <w:t xml:space="preserve">retrospectively. A difference of this size can reorder two closely spaced</w:t>
+      </w:r>
+      <w:r>
+        <w:t xml:space="preserve"> </w:t>
+      </w:r>
+      <w:r>
+        <w:t xml:space="preserve">XGBoost variants within a single lake and horizon, so treat the per-cell</w:t>
+      </w:r>
+      <w:r>
+        <w:t xml:space="preserve"> </w:t>
+      </w:r>
+      <w:r>
+        <w:t xml:space="preserve">forecasting numbers as reproducible to about three decimal places rather than</w:t>
+      </w:r>
+      <w:r>
+        <w:t xml:space="preserve"> </w:t>
+      </w:r>
+      <w:r>
+        <w:t xml:space="preserve">exactly. Pin</w:t>
+      </w:r>
+      <w:r>
+        <w:t xml:space="preserve"> </w:t>
+      </w:r>
+      <w:r>
+        <w:rPr>
+          <w:rStyle w:val="VerbatimChar"/>
+        </w:rPr>
+        <w:t xml:space="preserve">xgboost</w:t>
+      </w:r>
+      <w:r>
+        <w:t xml:space="preserve"> </w:t>
+      </w:r>
+      <w:r>
+        <w:t xml:space="preserve">yourself if you need bitwise agreement across machines.</w:t>
       </w:r>
     </w:p>
     <w:p>

--- a/TECHNICAL_APPENDIX.docx
+++ b/TECHNICAL_APPENDIX.docx
@@ -603,6 +603,33 @@
           </w:p>
         </w:tc>
       </w:tr>
+      <w:tr>
+        <w:tc>
+          <w:tcPr/>
+          <w:p>
+            <w:pPr>
+              <w:pStyle w:val="Compact"/>
+            </w:pPr>
+            <w:r>
+              <w:rPr>
+                <w:rStyle w:val="VerbatimChar"/>
+              </w:rPr>
+              <w:t xml:space="preserve">verify.py</w:t>
+            </w:r>
+          </w:p>
+        </w:tc>
+        <w:tc>
+          <w:tcPr/>
+          <w:p>
+            <w:pPr>
+              <w:pStyle w:val="Compact"/>
+            </w:pPr>
+            <w:r>
+              <w:t xml:space="preserve">Four-minute check: regenerates every derived table, dataset file and figure and compares them byte for byte, then recomputes one CCM edge</w:t>
+            </w:r>
+          </w:p>
+        </w:tc>
+      </w:tr>
     </w:tbl>
     <w:p>
       <w:pPr>
@@ -955,7 +982,28 @@
         <w:pStyle w:val="FirstParagraph"/>
       </w:pPr>
       <w:r>
-        <w:t xml:space="preserve">Python 3.12 (3.10–3.12 all tested).</w:t>
+        <w:t xml:space="preserve">Python 3.12, the version every result here was produced on and the only one</w:t>
+      </w:r>
+      <w:r>
+        <w:t xml:space="preserve"> </w:t>
+      </w:r>
+      <w:r>
+        <w:t xml:space="preserve">this repository has been tested against. 3.13 and later will not work, because</w:t>
+      </w:r>
+      <w:r>
+        <w:t xml:space="preserve"> </w:t>
+      </w:r>
+      <w:r>
+        <w:rPr>
+          <w:rStyle w:val="VerbatimChar"/>
+        </w:rPr>
+        <w:t xml:space="preserve">numpy==1.26.4</w:t>
+      </w:r>
+      <w:r>
+        <w:t xml:space="preserve"> </w:t>
+      </w:r>
+      <w:r>
+        <w:t xml:space="preserve">has no wheels for them.</w:t>
       </w:r>
     </w:p>
     <w:p>

--- a/TECHNICAL_APPENDIX.docx
+++ b/TECHNICAL_APPENDIX.docx
@@ -63,7 +63,7 @@
           <w:rPr>
             <w:rStyle w:val="Hyperlink"/>
           </w:rPr>
-          <w:t xml:space="preserve">https://github.com/USERNAME/lake-level-ccm</w:t>
+          <w:t xml:space="preserve">https://github.com/quinn0325/lake-level-ccm</w:t>
         </w:r>
       </w:hyperlink>
     </w:p>
